--- a/docs/Lessons/Lesson 12 - Hearing It Happen/Keys/Lesson_12_Key_001GameCreator.docx
+++ b/docs/Lessons/Lesson 12 - Hearing It Happen/Keys/Lesson_12_Key_001GameCreator.docx
@@ -108,7 +108,7 @@
         <w:spacing w:after="160"/>
       </w:pPr>
       <w:r>
-        <w:t xml:space="preserve">No new 001 Game Creator mechanism this week - the Play Sound action was already fully established by Lesson 3, so this lesson is purely about adding it to the correct existing Triggers and branches (from Lessons 4, 6, 7, 10, 11).</w:t>
+        <w:t xml:space="preserve">No new 001 Game Creator mechanism this week - the Play Sound action was already fully established by Lesson 3, so this lesson is purely about adding it to the correct existing Triggers and branches (from Lessons 4, 7, 8, 11).</w:t>
       </w:r>
     </w:p>
     <w:p>
@@ -142,7 +142,20 @@
         <w:spacing w:after="60"/>
       </w:pPr>
       <w:r>
-        <w:t xml:space="preserve">Play Sound(sfx_wave.wav) and Play Sound(sfx_lose.wav) are the two genuinely new sounds, placed exactly where Lesson 11's nested If and Lesson 10's gated lose branch already live.</w:t>
+        <w:t xml:space="preserve">Play Sound(sfx_wave.wav) is the one genuinely new sound this week, placed exactly where Lesson 11's nested If already lives.</w:t>
+      </w:r>
+    </w:p>
+    <w:p>
+      <w:pPr>
+        <w:pStyle w:val="ListParagraph"/>
+        <w:numPr>
+          <w:ilvl w:val="0"/>
+          <w:numId w:val="2"/>
+        </w:numPr>
+        <w:spacing w:after="60"/>
+      </w:pPr>
+      <w:r>
+        <w:t xml:space="preserve">Play Sound(sfx_gameover.wav), optional since Lesson 8, becomes mandatory starting today - if a student skipped it, this is the lesson where it has to go in.</w:t>
       </w:r>
     </w:p>
     <w:p>
@@ -210,7 +223,7 @@
         <w:spacing w:after="60"/>
       </w:pPr>
       <w:r>
-        <w:t xml:space="preserve">Ask students to identify, for each of the five Play Sound actions, which single Trigger it lives on and why that's the correct one.</w:t>
+        <w:t xml:space="preserve">Ask students to identify, for each Play Sound action (shoot, hit, win, wave, lifelost, gameover), which single Trigger it lives on and why that's the correct one.</w:t>
       </w:r>
     </w:p>
     <w:p>
@@ -270,7 +283,7 @@
         <w:spacing w:after="60"/>
       </w:pPr>
       <w:r>
-        <w:t xml:space="preserve">Referencing an imported sound asset before it finishes importing, leading to a silently-ignored Play Sound action.</w:t>
+        <w:t xml:space="preserve">Skipping Play Sound(sfx_gameover.wav) because it was optional before - it's mandatory as of this lesson.</w:t>
       </w:r>
     </w:p>
     <w:sectPr>
